--- a/fra/docx/48.content.docx
+++ b/fra/docx/48.content.docx
@@ -19,7 +19,7 @@
         <w:rPr>
           <w:lang w:val="fr_FR" w:bidi="fr_FR"/>
         </w:rPr>
-        <w:t>Resource: Notes d'étude - Introductions aux livres (Tyndale)</w:t>
+        <w:t>Resource: Tyndale Open Study Notes</w:t>
       </w:r>
       <w:r>
         <w:rPr>
@@ -112,7 +112,7 @@
         <w:rPr>
           <w:lang w:val="fr_FR" w:bidi="fr_FR"/>
         </w:rPr>
-        <w:t>Notes d'étude - Introductions aux livres (Tyndale)</w:t>
+        <w:t>Tyndale Open Study Notes</w:t>
       </w:r>
     </w:p>
     <w:p>

--- a/fra/docx/48.content.docx
+++ b/fra/docx/48.content.docx
@@ -19,7 +19,7 @@
         <w:rPr>
           <w:lang w:val="fr_FR" w:bidi="fr_FR"/>
         </w:rPr>
-        <w:t>Resource: Tyndale Open Study Notes</w:t>
+        <w:t>Resource: Aquifer Open Study Notes (Book Intros)</w:t>
       </w:r>
       <w:r>
         <w:rPr>
@@ -112,7 +112,7 @@
         <w:rPr>
           <w:lang w:val="fr_FR" w:bidi="fr_FR"/>
         </w:rPr>
-        <w:t>Tyndale Open Study Notes</w:t>
+        <w:t>Aquifer Open Study Notes (Book Intros)</w:t>
       </w:r>
     </w:p>
     <w:p>

--- a/fra/docx/48.content.docx
+++ b/fra/docx/48.content.docx
@@ -258,18 +258,12 @@
         </w:rPr>
         <w:t>Lors du premier voyage missionnaire de Paul et Barnabas, ils quittent Antioche de Syrie et traversent le nord-est de la Méditerranée, passant par Chypre, franchissant les montagnes du Taurus en Pamphylie, et entrent dans le sud de la province romaine de Galatie. Là, Paul et Barnabas fondent des Églises à Antioche de Pisidie, Icone, Lystre et Derbe (</w:t>
       </w:r>
-      <w:hyperlink r:id="rId13">
-        <w:r>
-          <w:rPr>
-            <w:lang w:val="fr_FR" w:bidi="fr_FR"/>
-          </w:rPr>
-          <w:rPr>
-            <w:color w:val="0000EE"/>
-            <w:u w:val="single"/>
-          </w:rPr>
-          <w:t>Ac 13.13–14.28</w:t>
-        </w:r>
-      </w:hyperlink>
+      <w:r>
+        <w:rPr>
+          <w:lang w:val="fr_FR" w:bidi="fr_FR"/>
+        </w:rPr>
+        <w:t>Ac 13.13–14.28</w:t>
+      </w:r>
       <w:r>
         <w:rPr>
           <w:lang w:val="fr_FR" w:bidi="fr_FR"/>
@@ -288,18 +282,12 @@
         </w:rPr>
         <w:t xml:space="preserve"> (</w:t>
       </w:r>
-      <w:hyperlink r:id="rId14">
-        <w:r>
-          <w:rPr>
-            <w:lang w:val="fr_FR" w:bidi="fr_FR"/>
-          </w:rPr>
-          <w:rPr>
-            <w:color w:val="0000EE"/>
-            <w:u w:val="single"/>
-          </w:rPr>
-          <w:t>Ac 14.27</w:t>
-        </w:r>
-      </w:hyperlink>
+      <w:r>
+        <w:rPr>
+          <w:lang w:val="fr_FR" w:bidi="fr_FR"/>
+        </w:rPr>
+        <w:t>Ac 14.27</w:t>
+      </w:r>
       <w:r>
         <w:rPr>
           <w:lang w:val="fr_FR" w:bidi="fr_FR"/>
@@ -320,18 +308,12 @@
         </w:rPr>
         <w:t xml:space="preserve">Les résultats du ministère de Paul en Galatie et l’expérience de Pierre avec Corneille et sa famille à Césarée (voir </w:t>
       </w:r>
-      <w:hyperlink r:id="rId15">
-        <w:r>
-          <w:rPr>
-            <w:lang w:val="fr_FR" w:bidi="fr_FR"/>
-          </w:rPr>
-          <w:rPr>
-            <w:color w:val="0000EE"/>
-            <w:u w:val="single"/>
-          </w:rPr>
-          <w:t>Ac 10.1–48</w:t>
-        </w:r>
-      </w:hyperlink>
+      <w:r>
+        <w:rPr>
+          <w:lang w:val="fr_FR" w:bidi="fr_FR"/>
+        </w:rPr>
+        <w:t>Ac 10.1–48</w:t>
+      </w:r>
       <w:r>
         <w:rPr>
           <w:lang w:val="fr_FR" w:bidi="fr_FR"/>
@@ -352,18 +334,12 @@
         </w:rPr>
         <w:t xml:space="preserve">Pourtant, dans la période qui précède le concile de Jérusalem (49 ou 50 ap. J.‑C. ; </w:t>
       </w:r>
-      <w:hyperlink r:id="rId16">
-        <w:r>
-          <w:rPr>
-            <w:lang w:val="fr_FR" w:bidi="fr_FR"/>
-          </w:rPr>
-          <w:rPr>
-            <w:color w:val="0000EE"/>
-            <w:u w:val="single"/>
-          </w:rPr>
-          <w:t>Ac 15.1–41</w:t>
-        </w:r>
-      </w:hyperlink>
+      <w:r>
+        <w:rPr>
+          <w:lang w:val="fr_FR" w:bidi="fr_FR"/>
+        </w:rPr>
+        <w:t>Ac 15.1–41</w:t>
+      </w:r>
       <w:r>
         <w:rPr>
           <w:lang w:val="fr_FR" w:bidi="fr_FR"/>
@@ -382,18 +358,12 @@
         </w:rPr>
         <w:t xml:space="preserve"> (</w:t>
       </w:r>
-      <w:hyperlink r:id="rId17">
-        <w:r>
-          <w:rPr>
-            <w:lang w:val="fr_FR" w:bidi="fr_FR"/>
-          </w:rPr>
-          <w:rPr>
-            <w:color w:val="0000EE"/>
-            <w:u w:val="single"/>
-          </w:rPr>
-          <w:t>Ac 11.1–18</w:t>
-        </w:r>
-      </w:hyperlink>
+      <w:r>
+        <w:rPr>
+          <w:lang w:val="fr_FR" w:bidi="fr_FR"/>
+        </w:rPr>
+        <w:t>Ac 11.1–18</w:t>
+      </w:r>
       <w:r>
         <w:rPr>
           <w:lang w:val="fr_FR" w:bidi="fr_FR"/>
@@ -445,90 +415,60 @@
         </w:rPr>
         <w:t>Après s’être brièvement présenté et avoir salué ses destinataires (</w:t>
       </w:r>
-      <w:hyperlink r:id="rId18">
-        <w:r>
-          <w:rPr>
-            <w:lang w:val="fr_FR" w:bidi="fr_FR"/>
-          </w:rPr>
-          <w:rPr>
-            <w:color w:val="0000EE"/>
-            <w:u w:val="single"/>
-          </w:rPr>
-          <w:t>Ga 1.1–5</w:t>
-        </w:r>
-      </w:hyperlink>
+      <w:r>
+        <w:rPr>
+          <w:lang w:val="fr_FR" w:bidi="fr_FR"/>
+        </w:rPr>
+        <w:t>Ga 1.1–5</w:t>
+      </w:r>
       <w:r>
         <w:rPr>
           <w:lang w:val="fr_FR" w:bidi="fr_FR"/>
         </w:rPr>
         <w:t>), Paul se lance directement dans sa thèse : la Bonne Nouvelle qu’il prêche est la seule vraie Bonne Nouvelle (</w:t>
       </w:r>
-      <w:hyperlink r:id="rId19">
-        <w:r>
-          <w:rPr>
-            <w:lang w:val="fr_FR" w:bidi="fr_FR"/>
-          </w:rPr>
-          <w:rPr>
-            <w:color w:val="0000EE"/>
-            <w:u w:val="single"/>
-          </w:rPr>
-          <w:t>1.6–7</w:t>
-        </w:r>
-      </w:hyperlink>
+      <w:r>
+        <w:rPr>
+          <w:lang w:val="fr_FR" w:bidi="fr_FR"/>
+        </w:rPr>
+        <w:t>1.6–7</w:t>
+      </w:r>
       <w:r>
         <w:rPr>
           <w:lang w:val="fr_FR" w:bidi="fr_FR"/>
         </w:rPr>
         <w:t>), il est un véritable apôtre du Christ (</w:t>
       </w:r>
-      <w:hyperlink r:id="rId20">
-        <w:r>
-          <w:rPr>
-            <w:lang w:val="fr_FR" w:bidi="fr_FR"/>
-          </w:rPr>
-          <w:rPr>
-            <w:color w:val="0000EE"/>
-            <w:u w:val="single"/>
-          </w:rPr>
-          <w:t>1.1</w:t>
-        </w:r>
-      </w:hyperlink>
+      <w:r>
+        <w:rPr>
+          <w:lang w:val="fr_FR" w:bidi="fr_FR"/>
+        </w:rPr>
+        <w:t>1.1</w:t>
+      </w:r>
       <w:r>
         <w:rPr>
           <w:lang w:val="fr_FR" w:bidi="fr_FR"/>
         </w:rPr>
         <w:t xml:space="preserve">, </w:t>
       </w:r>
-      <w:hyperlink r:id="rId21">
-        <w:r>
-          <w:rPr>
-            <w:lang w:val="fr_FR" w:bidi="fr_FR"/>
-          </w:rPr>
-          <w:rPr>
-            <w:color w:val="0000EE"/>
-            <w:u w:val="single"/>
-          </w:rPr>
-          <w:t>1.10</w:t>
-        </w:r>
-      </w:hyperlink>
+      <w:r>
+        <w:rPr>
+          <w:lang w:val="fr_FR" w:bidi="fr_FR"/>
+        </w:rPr>
+        <w:t>1.10</w:t>
+      </w:r>
       <w:r>
         <w:rPr>
           <w:lang w:val="fr_FR" w:bidi="fr_FR"/>
         </w:rPr>
         <w:t>), et ses opposants subiront le jugement de Dieu pour leur faux message (</w:t>
       </w:r>
-      <w:hyperlink r:id="rId22">
-        <w:r>
-          <w:rPr>
-            <w:lang w:val="fr_FR" w:bidi="fr_FR"/>
-          </w:rPr>
-          <w:rPr>
-            <w:color w:val="0000EE"/>
-            <w:u w:val="single"/>
-          </w:rPr>
-          <w:t>1.8–9</w:t>
-        </w:r>
-      </w:hyperlink>
+      <w:r>
+        <w:rPr>
+          <w:lang w:val="fr_FR" w:bidi="fr_FR"/>
+        </w:rPr>
+        <w:t>1.8–9</w:t>
+      </w:r>
       <w:r>
         <w:rPr>
           <w:lang w:val="fr_FR" w:bidi="fr_FR"/>
@@ -549,126 +489,84 @@
         </w:rPr>
         <w:t>Paul démontre d’abord qu’il est un véritable apôtre du Christ, qui prêche la véritable Bonne Nouvelle (</w:t>
       </w:r>
-      <w:hyperlink r:id="rId23">
-        <w:r>
-          <w:rPr>
-            <w:lang w:val="fr_FR" w:bidi="fr_FR"/>
-          </w:rPr>
-          <w:rPr>
-            <w:color w:val="0000EE"/>
-            <w:u w:val="single"/>
-          </w:rPr>
-          <w:t>1.11–2.21</w:t>
-        </w:r>
-      </w:hyperlink>
+      <w:r>
+        <w:rPr>
+          <w:lang w:val="fr_FR" w:bidi="fr_FR"/>
+        </w:rPr>
+        <w:t>1.11–2.21</w:t>
+      </w:r>
       <w:r>
         <w:rPr>
           <w:lang w:val="fr_FR" w:bidi="fr_FR"/>
         </w:rPr>
         <w:t>). À cette fin, Paul rappelle aux Galates le genre de personne qu’il était autrefois (</w:t>
       </w:r>
-      <w:hyperlink r:id="rId24">
-        <w:r>
-          <w:rPr>
-            <w:lang w:val="fr_FR" w:bidi="fr_FR"/>
-          </w:rPr>
-          <w:rPr>
-            <w:color w:val="0000EE"/>
-            <w:u w:val="single"/>
-          </w:rPr>
-          <w:t>1.13–14</w:t>
-        </w:r>
-      </w:hyperlink>
+      <w:r>
+        <w:rPr>
+          <w:lang w:val="fr_FR" w:bidi="fr_FR"/>
+        </w:rPr>
+        <w:t>1.13–14</w:t>
+      </w:r>
       <w:r>
         <w:rPr>
           <w:lang w:val="fr_FR" w:bidi="fr_FR"/>
         </w:rPr>
         <w:t>) et raconte son expérience de conversion et l’appel qu’il a reçu de Dieu (</w:t>
       </w:r>
-      <w:hyperlink r:id="rId25">
-        <w:r>
-          <w:rPr>
-            <w:lang w:val="fr_FR" w:bidi="fr_FR"/>
-          </w:rPr>
-          <w:rPr>
-            <w:color w:val="0000EE"/>
-            <w:u w:val="single"/>
-          </w:rPr>
-          <w:t>1.15–16</w:t>
-        </w:r>
-      </w:hyperlink>
+      <w:r>
+        <w:rPr>
+          <w:lang w:val="fr_FR" w:bidi="fr_FR"/>
+        </w:rPr>
+        <w:t>1.15–16</w:t>
+      </w:r>
       <w:r>
         <w:rPr>
           <w:lang w:val="fr_FR" w:bidi="fr_FR"/>
         </w:rPr>
         <w:t>a). Paul a reçu la Bonne Nouvelle directement par révélation du Christ (</w:t>
       </w:r>
-      <w:hyperlink r:id="rId26">
-        <w:r>
-          <w:rPr>
-            <w:lang w:val="fr_FR" w:bidi="fr_FR"/>
-          </w:rPr>
-          <w:rPr>
-            <w:color w:val="0000EE"/>
-            <w:u w:val="single"/>
-          </w:rPr>
-          <w:t>1.11–12</w:t>
-        </w:r>
-      </w:hyperlink>
+      <w:r>
+        <w:rPr>
+          <w:lang w:val="fr_FR" w:bidi="fr_FR"/>
+        </w:rPr>
+        <w:t>1.11–12</w:t>
+      </w:r>
       <w:r>
         <w:rPr>
           <w:lang w:val="fr_FR" w:bidi="fr_FR"/>
         </w:rPr>
         <w:t>) et non pas par l’intermédiaire des autres apôtres à Jérusalem (</w:t>
       </w:r>
-      <w:hyperlink r:id="rId27">
-        <w:r>
-          <w:rPr>
-            <w:lang w:val="fr_FR" w:bidi="fr_FR"/>
-          </w:rPr>
-          <w:rPr>
-            <w:color w:val="0000EE"/>
-            <w:u w:val="single"/>
-          </w:rPr>
-          <w:t>1.16–24</w:t>
-        </w:r>
-      </w:hyperlink>
+      <w:r>
+        <w:rPr>
+          <w:lang w:val="fr_FR" w:bidi="fr_FR"/>
+        </w:rPr>
+        <w:t>1.16–24</w:t>
+      </w:r>
       <w:r>
         <w:rPr>
           <w:lang w:val="fr_FR" w:bidi="fr_FR"/>
         </w:rPr>
         <w:t>). Pourtant, les autres apôtres ont reconnu son apostolat et son message (</w:t>
       </w:r>
-      <w:hyperlink r:id="rId28">
-        <w:r>
-          <w:rPr>
-            <w:lang w:val="fr_FR" w:bidi="fr_FR"/>
-          </w:rPr>
-          <w:rPr>
-            <w:color w:val="0000EE"/>
-            <w:u w:val="single"/>
-          </w:rPr>
-          <w:t>2.1–10</w:t>
-        </w:r>
-      </w:hyperlink>
+      <w:r>
+        <w:rPr>
+          <w:lang w:val="fr_FR" w:bidi="fr_FR"/>
+        </w:rPr>
+        <w:t>2.1–10</w:t>
+      </w:r>
       <w:r>
         <w:rPr>
           <w:lang w:val="fr_FR" w:bidi="fr_FR"/>
         </w:rPr>
         <w:t>), et ils n’avaient rien à y ajouter ou à changer. De plus, Paul a montré son authenticité à un moment où Pierre et d’autres ont compromis la Bonne Nouvelle, en allant à l’encontre de leurs propres principes (</w:t>
       </w:r>
-      <w:hyperlink r:id="rId29">
-        <w:r>
-          <w:rPr>
-            <w:lang w:val="fr_FR" w:bidi="fr_FR"/>
-          </w:rPr>
-          <w:rPr>
-            <w:color w:val="0000EE"/>
-            <w:u w:val="single"/>
-          </w:rPr>
-          <w:t>2.11–21</w:t>
-        </w:r>
-      </w:hyperlink>
+      <w:r>
+        <w:rPr>
+          <w:lang w:val="fr_FR" w:bidi="fr_FR"/>
+        </w:rPr>
+        <w:t>2.11–21</w:t>
+      </w:r>
       <w:r>
         <w:rPr>
           <w:lang w:val="fr_FR" w:bidi="fr_FR"/>
@@ -689,36 +587,24 @@
         </w:rPr>
         <w:t>Paul affirme alors que sa présentation de la Bonne Nouvelle est conforme aux Écritures et véridique (</w:t>
       </w:r>
-      <w:hyperlink r:id="rId30">
-        <w:r>
-          <w:rPr>
-            <w:lang w:val="fr_FR" w:bidi="fr_FR"/>
-          </w:rPr>
-          <w:rPr>
-            <w:color w:val="0000EE"/>
-            <w:u w:val="single"/>
-          </w:rPr>
-          <w:t>3.1–5.12</w:t>
-        </w:r>
-      </w:hyperlink>
+      <w:r>
+        <w:rPr>
+          <w:lang w:val="fr_FR" w:bidi="fr_FR"/>
+        </w:rPr>
+        <w:t>3.1–5.12</w:t>
+      </w:r>
       <w:r>
         <w:rPr>
           <w:lang w:val="fr_FR" w:bidi="fr_FR"/>
         </w:rPr>
         <w:t>). Les Galates avaient expérimenté l’Esprit par la foi (</w:t>
       </w:r>
-      <w:hyperlink r:id="rId31">
-        <w:r>
-          <w:rPr>
-            <w:lang w:val="fr_FR" w:bidi="fr_FR"/>
-          </w:rPr>
-          <w:rPr>
-            <w:color w:val="0000EE"/>
-            <w:u w:val="single"/>
-          </w:rPr>
-          <w:t>3.1–5</w:t>
-        </w:r>
-      </w:hyperlink>
+      <w:r>
+        <w:rPr>
+          <w:lang w:val="fr_FR" w:bidi="fr_FR"/>
+        </w:rPr>
+        <w:t>3.1–5</w:t>
+      </w:r>
       <w:r>
         <w:rPr>
           <w:lang w:val="fr_FR" w:bidi="fr_FR"/>
@@ -737,72 +623,48 @@
         </w:rPr>
         <w:t xml:space="preserve"> (</w:t>
       </w:r>
-      <w:hyperlink r:id="rId32">
-        <w:r>
-          <w:rPr>
-            <w:lang w:val="fr_FR" w:bidi="fr_FR"/>
-          </w:rPr>
-          <w:rPr>
-            <w:color w:val="0000EE"/>
-            <w:u w:val="single"/>
-          </w:rPr>
-          <w:t>3.6–9</w:t>
-        </w:r>
-      </w:hyperlink>
+      <w:r>
+        <w:rPr>
+          <w:lang w:val="fr_FR" w:bidi="fr_FR"/>
+        </w:rPr>
+        <w:t>3.6–9</w:t>
+      </w:r>
       <w:r>
         <w:rPr>
           <w:lang w:val="fr_FR" w:bidi="fr_FR"/>
         </w:rPr>
         <w:t>). En revanche, essayer d’être juste en respectant la loi n’apporte qu’une malédiction (</w:t>
       </w:r>
-      <w:hyperlink r:id="rId33">
-        <w:r>
-          <w:rPr>
-            <w:lang w:val="fr_FR" w:bidi="fr_FR"/>
-          </w:rPr>
-          <w:rPr>
-            <w:color w:val="0000EE"/>
-            <w:u w:val="single"/>
-          </w:rPr>
-          <w:t>3.10–12</w:t>
-        </w:r>
-      </w:hyperlink>
+      <w:r>
+        <w:rPr>
+          <w:lang w:val="fr_FR" w:bidi="fr_FR"/>
+        </w:rPr>
+        <w:t>3.10–12</w:t>
+      </w:r>
       <w:r>
         <w:rPr>
           <w:lang w:val="fr_FR" w:bidi="fr_FR"/>
         </w:rPr>
         <w:t>). Christ nous a sauvés de cette malédiction et a rendu la bénédiction de Dieu accessible à tous ceux qui ont foi en lui (</w:t>
       </w:r>
-      <w:hyperlink r:id="rId34">
-        <w:r>
-          <w:rPr>
-            <w:lang w:val="fr_FR" w:bidi="fr_FR"/>
-          </w:rPr>
-          <w:rPr>
-            <w:color w:val="0000EE"/>
-            <w:u w:val="single"/>
-          </w:rPr>
-          <w:t>3.13–14</w:t>
-        </w:r>
-      </w:hyperlink>
+      <w:r>
+        <w:rPr>
+          <w:lang w:val="fr_FR" w:bidi="fr_FR"/>
+        </w:rPr>
+        <w:t>3.13–14</w:t>
+      </w:r>
       <w:r>
         <w:rPr>
           <w:lang w:val="fr_FR" w:bidi="fr_FR"/>
         </w:rPr>
         <w:t>). La promesse de Dieu à Abraham montre que la promesse est donnée sur la base de la foi, et non de la loi (</w:t>
       </w:r>
-      <w:hyperlink r:id="rId35">
-        <w:r>
-          <w:rPr>
-            <w:lang w:val="fr_FR" w:bidi="fr_FR"/>
-          </w:rPr>
-          <w:rPr>
-            <w:color w:val="0000EE"/>
-            <w:u w:val="single"/>
-          </w:rPr>
-          <w:t>3.15–18</w:t>
-        </w:r>
-      </w:hyperlink>
+      <w:r>
+        <w:rPr>
+          <w:lang w:val="fr_FR" w:bidi="fr_FR"/>
+        </w:rPr>
+        <w:t>3.15–18</w:t>
+      </w:r>
       <w:r>
         <w:rPr>
           <w:lang w:val="fr_FR" w:bidi="fr_FR"/>
@@ -829,36 +691,24 @@
         </w:rPr>
         <w:t>Le but de la loi n’est pas de rendre les gens justes ni de faire d’eux les bénéficiaires des promesses de Dieu. Au contraire, elle apporte une prise de conscience du péché et oriente vers le Christ et la foi en lui (</w:t>
       </w:r>
-      <w:hyperlink r:id="rId36">
-        <w:r>
-          <w:rPr>
-            <w:lang w:val="fr_FR" w:bidi="fr_FR"/>
-          </w:rPr>
-          <w:rPr>
-            <w:color w:val="0000EE"/>
-            <w:u w:val="single"/>
-          </w:rPr>
-          <w:t>3.19–22</w:t>
-        </w:r>
-      </w:hyperlink>
+      <w:r>
+        <w:rPr>
+          <w:lang w:val="fr_FR" w:bidi="fr_FR"/>
+        </w:rPr>
+        <w:t>3.19–22</w:t>
+      </w:r>
       <w:r>
         <w:rPr>
           <w:lang w:val="fr_FR" w:bidi="fr_FR"/>
         </w:rPr>
         <w:t>). Maintenant que le Christ est venu, ceux qui ont foi en lui sont les enfants de Dieu et les héritiers de ses promesses (</w:t>
       </w:r>
-      <w:hyperlink r:id="rId37">
-        <w:r>
-          <w:rPr>
-            <w:lang w:val="fr_FR" w:bidi="fr_FR"/>
-          </w:rPr>
-          <w:rPr>
-            <w:color w:val="0000EE"/>
-            <w:u w:val="single"/>
-          </w:rPr>
-          <w:t>3.23–4.7</w:t>
-        </w:r>
-      </w:hyperlink>
+      <w:r>
+        <w:rPr>
+          <w:lang w:val="fr_FR" w:bidi="fr_FR"/>
+        </w:rPr>
+        <w:t>3.23–4.7</w:t>
+      </w:r>
       <w:r>
         <w:rPr>
           <w:lang w:val="fr_FR" w:bidi="fr_FR"/>
@@ -877,18 +727,12 @@
         </w:rPr>
         <w:t xml:space="preserve"> (</w:t>
       </w:r>
-      <w:hyperlink r:id="rId38">
-        <w:r>
-          <w:rPr>
-            <w:lang w:val="fr_FR" w:bidi="fr_FR"/>
-          </w:rPr>
-          <w:rPr>
-            <w:color w:val="0000EE"/>
-            <w:u w:val="single"/>
-          </w:rPr>
-          <w:t>4.8–11</w:t>
-        </w:r>
-      </w:hyperlink>
+      <w:r>
+        <w:rPr>
+          <w:lang w:val="fr_FR" w:bidi="fr_FR"/>
+        </w:rPr>
+        <w:t>4.8–11</w:t>
+      </w:r>
       <w:r>
         <w:rPr>
           <w:lang w:val="fr_FR" w:bidi="fr_FR"/>
@@ -907,18 +751,12 @@
         </w:rPr>
         <w:t xml:space="preserve"> (</w:t>
       </w:r>
-      <w:hyperlink r:id="rId39">
-        <w:r>
-          <w:rPr>
-            <w:lang w:val="fr_FR" w:bidi="fr_FR"/>
-          </w:rPr>
-          <w:rPr>
-            <w:color w:val="0000EE"/>
-            <w:u w:val="single"/>
-          </w:rPr>
-          <w:t>4.12–20</w:t>
-        </w:r>
-      </w:hyperlink>
+      <w:r>
+        <w:rPr>
+          <w:lang w:val="fr_FR" w:bidi="fr_FR"/>
+        </w:rPr>
+        <w:t>4.12–20</w:t>
+      </w:r>
       <w:r>
         <w:rPr>
           <w:lang w:val="fr_FR" w:bidi="fr_FR"/>
@@ -937,72 +775,48 @@
         </w:rPr>
         <w:t xml:space="preserve"> (</w:t>
       </w:r>
-      <w:hyperlink r:id="rId40">
-        <w:r>
-          <w:rPr>
-            <w:lang w:val="fr_FR" w:bidi="fr_FR"/>
-          </w:rPr>
-          <w:rPr>
-            <w:color w:val="0000EE"/>
-            <w:u w:val="single"/>
-          </w:rPr>
-          <w:t>4.21–31</w:t>
-        </w:r>
-      </w:hyperlink>
+      <w:r>
+        <w:rPr>
+          <w:lang w:val="fr_FR" w:bidi="fr_FR"/>
+        </w:rPr>
+        <w:t>4.21–31</w:t>
+      </w:r>
       <w:r>
         <w:rPr>
           <w:lang w:val="fr_FR" w:bidi="fr_FR"/>
         </w:rPr>
         <w:t>). Le peuple de Dieu doit vivre dans la liberté (</w:t>
       </w:r>
-      <w:hyperlink r:id="rId41">
-        <w:r>
-          <w:rPr>
-            <w:lang w:val="fr_FR" w:bidi="fr_FR"/>
-          </w:rPr>
-          <w:rPr>
-            <w:color w:val="0000EE"/>
-            <w:u w:val="single"/>
-          </w:rPr>
-          <w:t>5.1</w:t>
-        </w:r>
-      </w:hyperlink>
+      <w:r>
+        <w:rPr>
+          <w:lang w:val="fr_FR" w:bidi="fr_FR"/>
+        </w:rPr>
+        <w:t>5.1</w:t>
+      </w:r>
       <w:r>
         <w:rPr>
           <w:lang w:val="fr_FR" w:bidi="fr_FR"/>
         </w:rPr>
         <w:t>), rejeter une dépendance à l’égard de l’obéissance à la loi pour le salut (</w:t>
       </w:r>
-      <w:hyperlink r:id="rId42">
-        <w:r>
-          <w:rPr>
-            <w:lang w:val="fr_FR" w:bidi="fr_FR"/>
-          </w:rPr>
-          <w:rPr>
-            <w:color w:val="0000EE"/>
-            <w:u w:val="single"/>
-          </w:rPr>
-          <w:t>5.2–4</w:t>
-        </w:r>
-      </w:hyperlink>
+      <w:r>
+        <w:rPr>
+          <w:lang w:val="fr_FR" w:bidi="fr_FR"/>
+        </w:rPr>
+        <w:t>5.2–4</w:t>
+      </w:r>
       <w:r>
         <w:rPr>
           <w:lang w:val="fr_FR" w:bidi="fr_FR"/>
         </w:rPr>
         <w:t>), et vivre par la foi (</w:t>
       </w:r>
-      <w:hyperlink r:id="rId43">
-        <w:r>
-          <w:rPr>
-            <w:lang w:val="fr_FR" w:bidi="fr_FR"/>
-          </w:rPr>
-          <w:rPr>
-            <w:color w:val="0000EE"/>
-            <w:u w:val="single"/>
-          </w:rPr>
-          <w:t>5.5–6</w:t>
-        </w:r>
-      </w:hyperlink>
+      <w:r>
+        <w:rPr>
+          <w:lang w:val="fr_FR" w:bidi="fr_FR"/>
+        </w:rPr>
+        <w:t>5.5–6</w:t>
+      </w:r>
       <w:r>
         <w:rPr>
           <w:lang w:val="fr_FR" w:bidi="fr_FR"/>
@@ -1021,18 +835,12 @@
         </w:rPr>
         <w:t xml:space="preserve"> (</w:t>
       </w:r>
-      <w:hyperlink r:id="rId44">
-        <w:r>
-          <w:rPr>
-            <w:lang w:val="fr_FR" w:bidi="fr_FR"/>
-          </w:rPr>
-          <w:rPr>
-            <w:color w:val="0000EE"/>
-            <w:u w:val="single"/>
-          </w:rPr>
-          <w:t>5.7–12</w:t>
-        </w:r>
-      </w:hyperlink>
+      <w:r>
+        <w:rPr>
+          <w:lang w:val="fr_FR" w:bidi="fr_FR"/>
+        </w:rPr>
+        <w:t>5.7–12</w:t>
+      </w:r>
       <w:r>
         <w:rPr>
           <w:lang w:val="fr_FR" w:bidi="fr_FR"/>
@@ -1053,108 +861,72 @@
         </w:rPr>
         <w:t>Enfin, Paul montre aux Galates que la liberté chrétienne n’est pas un permis de pécher, comme certains pourraient le prétendre. Au contraire, c’est le seul moyen de vaincre le péché, de vivre dans l’amour du Christ et d’expérimenter la puissance de l’Esprit (</w:t>
       </w:r>
-      <w:hyperlink r:id="rId45">
-        <w:r>
-          <w:rPr>
-            <w:lang w:val="fr_FR" w:bidi="fr_FR"/>
-          </w:rPr>
-          <w:rPr>
-            <w:color w:val="0000EE"/>
-            <w:u w:val="single"/>
-          </w:rPr>
-          <w:t>5.13–6.10</w:t>
-        </w:r>
-      </w:hyperlink>
+      <w:r>
+        <w:rPr>
+          <w:lang w:val="fr_FR" w:bidi="fr_FR"/>
+        </w:rPr>
+        <w:t>5.13–6.10</w:t>
+      </w:r>
       <w:r>
         <w:rPr>
           <w:lang w:val="fr_FR" w:bidi="fr_FR"/>
         </w:rPr>
         <w:t>). La liberté offre une occasion d’aimer plutôt que de pécher (</w:t>
       </w:r>
-      <w:hyperlink r:id="rId46">
-        <w:r>
-          <w:rPr>
-            <w:lang w:val="fr_FR" w:bidi="fr_FR"/>
-          </w:rPr>
-          <w:rPr>
-            <w:color w:val="0000EE"/>
-            <w:u w:val="single"/>
-          </w:rPr>
-          <w:t>5.13–15</w:t>
-        </w:r>
-      </w:hyperlink>
+      <w:r>
+        <w:rPr>
+          <w:lang w:val="fr_FR" w:bidi="fr_FR"/>
+        </w:rPr>
+        <w:t>5.13–15</w:t>
+      </w:r>
       <w:r>
         <w:rPr>
           <w:lang w:val="fr_FR" w:bidi="fr_FR"/>
         </w:rPr>
         <w:t>), et le seul moyen de surmonter le péché est de vivre par la puissance du Saint-Esprit (</w:t>
       </w:r>
-      <w:hyperlink r:id="rId47">
-        <w:r>
-          <w:rPr>
-            <w:lang w:val="fr_FR" w:bidi="fr_FR"/>
-          </w:rPr>
-          <w:rPr>
-            <w:color w:val="0000EE"/>
-            <w:u w:val="single"/>
-          </w:rPr>
-          <w:t>5.16–18</w:t>
-        </w:r>
-      </w:hyperlink>
+      <w:r>
+        <w:rPr>
+          <w:lang w:val="fr_FR" w:bidi="fr_FR"/>
+        </w:rPr>
+        <w:t>5.16–18</w:t>
+      </w:r>
       <w:r>
         <w:rPr>
           <w:lang w:val="fr_FR" w:bidi="fr_FR"/>
         </w:rPr>
         <w:t>). Vivre en s’appuyant sur des efforts humains ne peut pas triompher du péché, car la nature pécheresse ne génère que des actes pécheurs (</w:t>
       </w:r>
-      <w:hyperlink r:id="rId48">
-        <w:r>
-          <w:rPr>
-            <w:lang w:val="fr_FR" w:bidi="fr_FR"/>
-          </w:rPr>
-          <w:rPr>
-            <w:color w:val="0000EE"/>
-            <w:u w:val="single"/>
-          </w:rPr>
-          <w:t>5.19–21</w:t>
-        </w:r>
-      </w:hyperlink>
+      <w:r>
+        <w:rPr>
+          <w:lang w:val="fr_FR" w:bidi="fr_FR"/>
+        </w:rPr>
+        <w:t>5.19–21</w:t>
+      </w:r>
       <w:r>
         <w:rPr>
           <w:lang w:val="fr_FR" w:bidi="fr_FR"/>
         </w:rPr>
         <w:t>). En revanche, vivre dans la puissance du Saint-Esprit produit de bons fruits (</w:t>
       </w:r>
-      <w:hyperlink r:id="rId49">
-        <w:r>
-          <w:rPr>
-            <w:lang w:val="fr_FR" w:bidi="fr_FR"/>
-          </w:rPr>
-          <w:rPr>
-            <w:color w:val="0000EE"/>
-            <w:u w:val="single"/>
-          </w:rPr>
-          <w:t>5.22–23</w:t>
-        </w:r>
-      </w:hyperlink>
+      <w:r>
+        <w:rPr>
+          <w:lang w:val="fr_FR" w:bidi="fr_FR"/>
+        </w:rPr>
+        <w:t>5.22–23</w:t>
+      </w:r>
       <w:r>
         <w:rPr>
           <w:lang w:val="fr_FR" w:bidi="fr_FR"/>
         </w:rPr>
         <w:t>). Paul donne plusieurs exemples de la direction de l’Esprit dans la vie des enfants de Dieu (</w:t>
       </w:r>
-      <w:hyperlink r:id="rId50">
-        <w:r>
-          <w:rPr>
-            <w:lang w:val="fr_FR" w:bidi="fr_FR"/>
-          </w:rPr>
-          <w:rPr>
-            <w:color w:val="0000EE"/>
-            <w:u w:val="single"/>
-          </w:rPr>
-          <w:t>5.24–6.10</w:t>
-        </w:r>
-      </w:hyperlink>
+      <w:r>
+        <w:rPr>
+          <w:lang w:val="fr_FR" w:bidi="fr_FR"/>
+        </w:rPr>
+        <w:t>5.24–6.10</w:t>
+      </w:r>
       <w:r>
         <w:rPr>
           <w:lang w:val="fr_FR" w:bidi="fr_FR"/>
@@ -1175,18 +947,12 @@
         </w:rPr>
         <w:t>Paul termine sa lettre par un post-scriptum de sa propre main (</w:t>
       </w:r>
-      <w:hyperlink r:id="rId51">
-        <w:r>
-          <w:rPr>
-            <w:lang w:val="fr_FR" w:bidi="fr_FR"/>
-          </w:rPr>
-          <w:rPr>
-            <w:color w:val="0000EE"/>
-            <w:u w:val="single"/>
-          </w:rPr>
-          <w:t>6.11–18</w:t>
-        </w:r>
-      </w:hyperlink>
+      <w:r>
+        <w:rPr>
+          <w:lang w:val="fr_FR" w:bidi="fr_FR"/>
+        </w:rPr>
+        <w:t>6.11–18</w:t>
+      </w:r>
       <w:r>
         <w:rPr>
           <w:lang w:val="fr_FR" w:bidi="fr_FR"/>
@@ -1263,72 +1029,48 @@
         </w:rPr>
         <w:t xml:space="preserve">Paul ne semble pas avoir passé beaucoup de temps dans la Galatie ethnique au nord (voir les références possibles dans </w:t>
       </w:r>
-      <w:hyperlink r:id="rId52">
-        <w:r>
-          <w:rPr>
-            <w:lang w:val="fr_FR" w:bidi="fr_FR"/>
-          </w:rPr>
-          <w:rPr>
-            <w:color w:val="0000EE"/>
-            <w:u w:val="single"/>
-          </w:rPr>
-          <w:t xml:space="preserve">Ac 16.6 </w:t>
-        </w:r>
-      </w:hyperlink>
+      <w:r>
+        <w:rPr>
+          <w:lang w:val="fr_FR" w:bidi="fr_FR"/>
+        </w:rPr>
+        <w:t xml:space="preserve">Ac 16.6 </w:t>
+      </w:r>
       <w:r>
         <w:rPr>
           <w:lang w:val="fr_FR" w:bidi="fr_FR"/>
         </w:rPr>
         <w:t xml:space="preserve">; </w:t>
       </w:r>
-      <w:hyperlink r:id="rId53">
-        <w:r>
-          <w:rPr>
-            <w:lang w:val="fr_FR" w:bidi="fr_FR"/>
-          </w:rPr>
-          <w:rPr>
-            <w:color w:val="0000EE"/>
-            <w:u w:val="single"/>
-          </w:rPr>
-          <w:t>18.23</w:t>
-        </w:r>
-      </w:hyperlink>
+      <w:r>
+        <w:rPr>
+          <w:lang w:val="fr_FR" w:bidi="fr_FR"/>
+        </w:rPr>
+        <w:t>18.23</w:t>
+      </w:r>
       <w:r>
         <w:rPr>
           <w:lang w:val="fr_FR" w:bidi="fr_FR"/>
         </w:rPr>
         <w:t>), alors que nous avons des traces d’une activité missionnaire étendue et répétée par Paul dans la partie sud de la province romaine de Galatie (</w:t>
       </w:r>
-      <w:hyperlink r:id="rId54">
-        <w:r>
-          <w:rPr>
-            <w:lang w:val="fr_FR" w:bidi="fr_FR"/>
-          </w:rPr>
-          <w:rPr>
-            <w:color w:val="0000EE"/>
-            <w:u w:val="single"/>
-          </w:rPr>
-          <w:t xml:space="preserve">Ac 13.13–14.25 </w:t>
-        </w:r>
-      </w:hyperlink>
+      <w:r>
+        <w:rPr>
+          <w:lang w:val="fr_FR" w:bidi="fr_FR"/>
+        </w:rPr>
+        <w:t xml:space="preserve">Ac 13.13–14.25 </w:t>
+      </w:r>
       <w:r>
         <w:rPr>
           <w:lang w:val="fr_FR" w:bidi="fr_FR"/>
         </w:rPr>
         <w:t xml:space="preserve">; </w:t>
       </w:r>
-      <w:hyperlink r:id="rId55">
-        <w:r>
-          <w:rPr>
-            <w:lang w:val="fr_FR" w:bidi="fr_FR"/>
-          </w:rPr>
-          <w:rPr>
-            <w:color w:val="0000EE"/>
-            <w:u w:val="single"/>
-          </w:rPr>
-          <w:t>16.1–5</w:t>
-        </w:r>
-      </w:hyperlink>
+      <w:r>
+        <w:rPr>
+          <w:lang w:val="fr_FR" w:bidi="fr_FR"/>
+        </w:rPr>
+        <w:t>16.1–5</w:t>
+      </w:r>
       <w:r>
         <w:rPr>
           <w:lang w:val="fr_FR" w:bidi="fr_FR"/>
@@ -1366,18 +1108,12 @@
         </w:rPr>
         <w:t>Paul a écrit la Lettre aux Galates soit peu avant le concile de Jérusalem (</w:t>
       </w:r>
-      <w:hyperlink r:id="rId56">
-        <w:r>
-          <w:rPr>
-            <w:lang w:val="fr_FR" w:bidi="fr_FR"/>
-          </w:rPr>
-          <w:rPr>
-            <w:color w:val="0000EE"/>
-            <w:u w:val="single"/>
-          </w:rPr>
-          <w:t>Ac 15.1–29</w:t>
-        </w:r>
-      </w:hyperlink>
+      <w:r>
+        <w:rPr>
+          <w:lang w:val="fr_FR" w:bidi="fr_FR"/>
+        </w:rPr>
+        <w:t>Ac 15.1–29</w:t>
+      </w:r>
       <w:r>
         <w:rPr>
           <w:lang w:val="fr_FR" w:bidi="fr_FR"/>
@@ -1398,126 +1134,84 @@
         </w:rPr>
         <w:t xml:space="preserve">Traditionnellement, les spécialistes considèrent que les versets </w:t>
       </w:r>
-      <w:hyperlink r:id="rId28">
-        <w:r>
-          <w:rPr>
-            <w:lang w:val="fr_FR" w:bidi="fr_FR"/>
-          </w:rPr>
-          <w:rPr>
-            <w:color w:val="0000EE"/>
-            <w:u w:val="single"/>
-          </w:rPr>
-          <w:t>2.1–10</w:t>
-        </w:r>
-      </w:hyperlink>
+      <w:r>
+        <w:rPr>
+          <w:lang w:val="fr_FR" w:bidi="fr_FR"/>
+        </w:rPr>
+        <w:t>2.1–10</w:t>
+      </w:r>
       <w:r>
         <w:rPr>
           <w:lang w:val="fr_FR" w:bidi="fr_FR"/>
         </w:rPr>
         <w:t xml:space="preserve"> est la description par Paul du concile de Jérusalem. Cependant, un examen attentif révèle des différences sérieuses entre le </w:t>
       </w:r>
-      <w:hyperlink r:id="rId57">
-        <w:r>
-          <w:rPr>
-            <w:lang w:val="fr_FR" w:bidi="fr_FR"/>
-          </w:rPr>
-          <w:rPr>
-            <w:color w:val="0000EE"/>
-            <w:u w:val="single"/>
-          </w:rPr>
-          <w:t>chapitre 2</w:t>
-        </w:r>
-      </w:hyperlink>
+      <w:r>
+        <w:rPr>
+          <w:lang w:val="fr_FR" w:bidi="fr_FR"/>
+        </w:rPr>
+        <w:t>chapitre 2</w:t>
+      </w:r>
       <w:r>
         <w:rPr>
           <w:lang w:val="fr_FR" w:bidi="fr_FR"/>
         </w:rPr>
         <w:t xml:space="preserve"> et </w:t>
       </w:r>
-      <w:hyperlink r:id="rId16">
-        <w:r>
-          <w:rPr>
-            <w:lang w:val="fr_FR" w:bidi="fr_FR"/>
-          </w:rPr>
-          <w:rPr>
-            <w:color w:val="0000EE"/>
-            <w:u w:val="single"/>
-          </w:rPr>
-          <w:t>Ac 15.1–41</w:t>
-        </w:r>
-      </w:hyperlink>
+      <w:r>
+        <w:rPr>
+          <w:lang w:val="fr_FR" w:bidi="fr_FR"/>
+        </w:rPr>
+        <w:t>Ac 15.1–41</w:t>
+      </w:r>
       <w:r>
         <w:rPr>
           <w:lang w:val="fr_FR" w:bidi="fr_FR"/>
         </w:rPr>
         <w:t>. Il est difficile de concilier le récit de Paul concernant ses deux visites à Jérusalem (</w:t>
       </w:r>
-      <w:hyperlink r:id="rId58">
-        <w:r>
-          <w:rPr>
-            <w:lang w:val="fr_FR" w:bidi="fr_FR"/>
-          </w:rPr>
-          <w:rPr>
-            <w:color w:val="0000EE"/>
-            <w:u w:val="single"/>
-          </w:rPr>
-          <w:t>2.1</w:t>
-        </w:r>
-      </w:hyperlink>
+      <w:r>
+        <w:rPr>
+          <w:lang w:val="fr_FR" w:bidi="fr_FR"/>
+        </w:rPr>
+        <w:t>2.1</w:t>
+      </w:r>
       <w:r>
         <w:rPr>
           <w:lang w:val="fr_FR" w:bidi="fr_FR"/>
         </w:rPr>
         <w:t xml:space="preserve">) avec le fait que le concile mentionné dans </w:t>
       </w:r>
-      <w:hyperlink r:id="rId16">
-        <w:r>
-          <w:rPr>
-            <w:lang w:val="fr_FR" w:bidi="fr_FR"/>
-          </w:rPr>
-          <w:rPr>
-            <w:color w:val="0000EE"/>
-            <w:u w:val="single"/>
-          </w:rPr>
-          <w:t>Ac 15.1–41</w:t>
-        </w:r>
-      </w:hyperlink>
+      <w:r>
+        <w:rPr>
+          <w:lang w:val="fr_FR" w:bidi="fr_FR"/>
+        </w:rPr>
+        <w:t>Ac 15.1–41</w:t>
+      </w:r>
       <w:r>
         <w:rPr>
           <w:lang w:val="fr_FR" w:bidi="fr_FR"/>
         </w:rPr>
         <w:t xml:space="preserve"> était en réalité sa troisième visite. Négliger de mentionner sa deuxième visite (</w:t>
       </w:r>
-      <w:hyperlink r:id="rId59">
-        <w:r>
-          <w:rPr>
-            <w:lang w:val="fr_FR" w:bidi="fr_FR"/>
-          </w:rPr>
-          <w:rPr>
-            <w:color w:val="0000EE"/>
-            <w:u w:val="single"/>
-          </w:rPr>
-          <w:t>Ac 11.30</w:t>
-        </w:r>
-      </w:hyperlink>
+      <w:r>
+        <w:rPr>
+          <w:lang w:val="fr_FR" w:bidi="fr_FR"/>
+        </w:rPr>
+        <w:t>Ac 11.30</w:t>
+      </w:r>
       <w:r>
         <w:rPr>
           <w:lang w:val="fr_FR" w:bidi="fr_FR"/>
         </w:rPr>
         <w:t xml:space="preserve"> ; </w:t>
       </w:r>
-      <w:hyperlink r:id="rId60">
-        <w:r>
-          <w:rPr>
-            <w:lang w:val="fr_FR" w:bidi="fr_FR"/>
-          </w:rPr>
-          <w:rPr>
-            <w:color w:val="0000EE"/>
-            <w:u w:val="single"/>
-          </w:rPr>
-          <w:t>12.25</w:t>
-        </w:r>
-      </w:hyperlink>
+      <w:r>
+        <w:rPr>
+          <w:lang w:val="fr_FR" w:bidi="fr_FR"/>
+        </w:rPr>
+        <w:t>12.25</w:t>
+      </w:r>
       <w:r>
         <w:rPr>
           <w:lang w:val="fr_FR" w:bidi="fr_FR"/>
@@ -1536,54 +1230,36 @@
         </w:rPr>
         <w:t xml:space="preserve"> Après le concile, en effet, Paul a volontiers transmis la nouvelle de sa décision aux Églises qu’il a visitées (</w:t>
       </w:r>
-      <w:hyperlink r:id="rId61">
-        <w:r>
-          <w:rPr>
-            <w:lang w:val="fr_FR" w:bidi="fr_FR"/>
-          </w:rPr>
-          <w:rPr>
-            <w:color w:val="0000EE"/>
-            <w:u w:val="single"/>
-          </w:rPr>
-          <w:t>Ac 16.4</w:t>
-        </w:r>
-      </w:hyperlink>
+      <w:r>
+        <w:rPr>
+          <w:lang w:val="fr_FR" w:bidi="fr_FR"/>
+        </w:rPr>
+        <w:t>Ac 16.4</w:t>
+      </w:r>
       <w:r>
         <w:rPr>
           <w:lang w:val="fr_FR" w:bidi="fr_FR"/>
         </w:rPr>
         <w:t xml:space="preserve">). Il est donc difficile de croire que le récit des versets </w:t>
       </w:r>
-      <w:hyperlink r:id="rId28">
-        <w:r>
-          <w:rPr>
-            <w:lang w:val="fr_FR" w:bidi="fr_FR"/>
-          </w:rPr>
-          <w:rPr>
-            <w:color w:val="0000EE"/>
-            <w:u w:val="single"/>
-          </w:rPr>
-          <w:t>Ga 2.1–10</w:t>
-        </w:r>
-      </w:hyperlink>
+      <w:r>
+        <w:rPr>
+          <w:lang w:val="fr_FR" w:bidi="fr_FR"/>
+        </w:rPr>
+        <w:t>Ga 2.1–10</w:t>
+      </w:r>
       <w:r>
         <w:rPr>
           <w:lang w:val="fr_FR" w:bidi="fr_FR"/>
         </w:rPr>
         <w:t xml:space="preserve"> décrit le récit des versets </w:t>
       </w:r>
-      <w:hyperlink r:id="rId16">
-        <w:r>
-          <w:rPr>
-            <w:lang w:val="fr_FR" w:bidi="fr_FR"/>
-          </w:rPr>
-          <w:rPr>
-            <w:color w:val="0000EE"/>
-            <w:u w:val="single"/>
-          </w:rPr>
-          <w:t>Ac 15.1–41</w:t>
-        </w:r>
-      </w:hyperlink>
+      <w:r>
+        <w:rPr>
+          <w:lang w:val="fr_FR" w:bidi="fr_FR"/>
+        </w:rPr>
+        <w:t>Ac 15.1–41</w:t>
+      </w:r>
       <w:r>
         <w:rPr>
           <w:lang w:val="fr_FR" w:bidi="fr_FR"/>
@@ -1604,72 +1280,48 @@
         </w:rPr>
         <w:t xml:space="preserve">En revanche, il est relativement facile d’associer l’épisode évoqué dans les versets </w:t>
       </w:r>
-      <w:hyperlink r:id="rId28">
-        <w:r>
-          <w:rPr>
-            <w:lang w:val="fr_FR" w:bidi="fr_FR"/>
-          </w:rPr>
-          <w:rPr>
-            <w:color w:val="0000EE"/>
-            <w:u w:val="single"/>
-          </w:rPr>
-          <w:t>Ga 2.1–10</w:t>
-        </w:r>
-      </w:hyperlink>
+      <w:r>
+        <w:rPr>
+          <w:lang w:val="fr_FR" w:bidi="fr_FR"/>
+        </w:rPr>
+        <w:t>Ga 2.1–10</w:t>
+      </w:r>
       <w:r>
         <w:rPr>
           <w:lang w:val="fr_FR" w:bidi="fr_FR"/>
         </w:rPr>
         <w:t xml:space="preserve"> avec celui mentionné aux versets </w:t>
       </w:r>
-      <w:hyperlink r:id="rId59">
-        <w:r>
-          <w:rPr>
-            <w:lang w:val="fr_FR" w:bidi="fr_FR"/>
-          </w:rPr>
-          <w:rPr>
-            <w:color w:val="0000EE"/>
-            <w:u w:val="single"/>
-          </w:rPr>
-          <w:t>Ac 11.30</w:t>
-        </w:r>
-      </w:hyperlink>
+      <w:r>
+        <w:rPr>
+          <w:lang w:val="fr_FR" w:bidi="fr_FR"/>
+        </w:rPr>
+        <w:t>Ac 11.30</w:t>
+      </w:r>
       <w:r>
         <w:rPr>
           <w:lang w:val="fr_FR" w:bidi="fr_FR"/>
         </w:rPr>
         <w:t xml:space="preserve"> et </w:t>
       </w:r>
-      <w:hyperlink r:id="rId60">
-        <w:r>
-          <w:rPr>
-            <w:lang w:val="fr_FR" w:bidi="fr_FR"/>
-          </w:rPr>
-          <w:rPr>
-            <w:color w:val="0000EE"/>
-            <w:u w:val="single"/>
-          </w:rPr>
-          <w:t>12.25</w:t>
-        </w:r>
-      </w:hyperlink>
+      <w:r>
+        <w:rPr>
+          <w:lang w:val="fr_FR" w:bidi="fr_FR"/>
+        </w:rPr>
+        <w:t>12.25</w:t>
+      </w:r>
       <w:r>
         <w:rPr>
           <w:lang w:val="fr_FR" w:bidi="fr_FR"/>
         </w:rPr>
         <w:t xml:space="preserve">. Cela laisse penser que Paul a écrit la lettre aux Galates peu avant le concile, peut-être en 48 ou 49 après J.‑C., juste au moment où la controverse sur la circoncision s’intensifiait dans l’Église (voir </w:t>
       </w:r>
-      <w:hyperlink r:id="rId62">
-        <w:r>
-          <w:rPr>
-            <w:lang w:val="fr_FR" w:bidi="fr_FR"/>
-          </w:rPr>
-          <w:rPr>
-            <w:color w:val="0000EE"/>
-            <w:u w:val="single"/>
-          </w:rPr>
-          <w:t>Ac 15.1–2</w:t>
-        </w:r>
-      </w:hyperlink>
+      <w:r>
+        <w:rPr>
+          <w:lang w:val="fr_FR" w:bidi="fr_FR"/>
+        </w:rPr>
+        <w:t>Ac 15.1–2</w:t>
+      </w:r>
       <w:r>
         <w:rPr>
           <w:lang w:val="fr_FR" w:bidi="fr_FR"/>
